--- a/src/main/resources/templates/bachelors/4th_course/piikn/Бакалавриат_Задание_на_ВКР_ПИиКН.docx
+++ b/src/main/resources/templates/bachelors/4th_course/piikn/Бакалавриат_Задание_на_ВКР_ПИиКН.docx
@@ -1,6 +1,6 @@
 
 <file path=word/document.xml><?xml version="1.0" encoding="utf-8"?>
-<w:document xmlns:wpc="http://schemas.microsoft.com/office/word/2010/wordprocessingCanvas" xmlns:cx="http://schemas.microsoft.com/office/drawing/2014/chartex" xmlns:cx1="http://schemas.microsoft.com/office/drawing/2015/9/8/chartex" xmlns:cx2="http://schemas.microsoft.com/office/drawing/2015/10/21/chartex" xmlns:cx3="http://schemas.microsoft.com/office/drawing/2016/5/9/chartex" xmlns:cx4="http://schemas.microsoft.com/office/drawing/2016/5/10/chartex" xmlns:cx5="http://schemas.microsoft.com/office/drawing/2016/5/11/chartex" xmlns:cx6="http://schemas.microsoft.com/office/drawing/2016/5/12/chartex" xmlns:cx7="http://schemas.microsoft.com/office/drawing/2016/5/13/chartex" xmlns:cx8="http://schemas.microsoft.com/office/drawing/2016/5/14/chartex" xmlns:mc="http://schemas.openxmlformats.org/markup-compatibility/2006" xmlns:aink="http://schemas.microsoft.com/office/drawing/2016/ink" xmlns:am3d="http://schemas.microsoft.com/office/drawing/2017/model3d" xmlns:o="urn:schemas-microsoft-com:office:office" xmlns:oel="http://schemas.microsoft.com/office/2019/extlst" xmlns:r="http://schemas.openxmlformats.org/officeDocument/2006/relationships" xmlns:m="http://schemas.openxmlformats.org/officeDocument/2006/math" xmlns:v="urn:schemas-microsoft-com:vml" xmlns:wp14="http://schemas.microsoft.com/office/word/2010/wordprocessingDrawing" xmlns:wp="http://schemas.openxmlformats.org/drawingml/2006/wordprocessingDrawing" xmlns:w10="urn:schemas-microsoft-com:office:word" xmlns:w="http://schemas.openxmlformats.org/wordprocessingml/2006/main" xmlns:w14="http://schemas.microsoft.com/office/word/2010/wordml" xmlns:w15="http://schemas.microsoft.com/office/word/2012/wordml" xmlns:w16cex="http://schemas.microsoft.com/office/word/2018/wordml/cex" xmlns:w16cid="http://schemas.microsoft.com/office/word/2016/wordml/cid" xmlns:w16="http://schemas.microsoft.com/office/word/2018/wordml" xmlns:w16du="http://schemas.microsoft.com/office/word/2023/wordml/word16du" xmlns:w16sdtdh="http://schemas.microsoft.com/office/word/2020/wordml/sdtdatahash" xmlns:w16se="http://schemas.microsoft.com/office/word/2015/wordml/symex" xmlns:wpg="http://schemas.microsoft.com/office/word/2010/wordprocessingGroup" xmlns:wpi="http://schemas.microsoft.com/office/word/2010/wordprocessingInk" xmlns:wne="http://schemas.microsoft.com/office/word/2006/wordml" xmlns:wps="http://schemas.microsoft.com/office/word/2010/wordprocessingShape" mc:Ignorable="w14 w15 w16se w16cid w16 w16cex w16sdtdh wp14">
+<w:document xmlns:wpc="http://schemas.microsoft.com/office/word/2010/wordprocessingCanvas" xmlns:cx="http://schemas.microsoft.com/office/drawing/2014/chartex" xmlns:cx1="http://schemas.microsoft.com/office/drawing/2015/9/8/chartex" xmlns:cx2="http://schemas.microsoft.com/office/drawing/2015/10/21/chartex" xmlns:cx3="http://schemas.microsoft.com/office/drawing/2016/5/9/chartex" xmlns:cx4="http://schemas.microsoft.com/office/drawing/2016/5/10/chartex" xmlns:cx5="http://schemas.microsoft.com/office/drawing/2016/5/11/chartex" xmlns:cx6="http://schemas.microsoft.com/office/drawing/2016/5/12/chartex" xmlns:cx7="http://schemas.microsoft.com/office/drawing/2016/5/13/chartex" xmlns:cx8="http://schemas.microsoft.com/office/drawing/2016/5/14/chartex" xmlns:mc="http://schemas.openxmlformats.org/markup-compatibility/2006" xmlns:aink="http://schemas.microsoft.com/office/drawing/2016/ink" xmlns:am3d="http://schemas.microsoft.com/office/drawing/2017/model3d" xmlns:o="urn:schemas-microsoft-com:office:office" xmlns:oel="http://schemas.microsoft.com/office/2019/extlst" xmlns:r="http://schemas.openxmlformats.org/officeDocument/2006/relationships" xmlns:m="http://schemas.openxmlformats.org/officeDocument/2006/math" xmlns:v="urn:schemas-microsoft-com:vml" xmlns:wp14="http://schemas.microsoft.com/office/word/2010/wordprocessingDrawing" xmlns:wp="http://schemas.openxmlformats.org/drawingml/2006/wordprocessingDrawing" xmlns:w10="urn:schemas-microsoft-com:office:word" xmlns:w="http://schemas.openxmlformats.org/wordprocessingml/2006/main" xmlns:w14="http://schemas.microsoft.com/office/word/2010/wordml" xmlns:w15="http://schemas.microsoft.com/office/word/2012/wordml" xmlns:w16cex="http://schemas.microsoft.com/office/word/2018/wordml/cex" xmlns:w16cid="http://schemas.microsoft.com/office/word/2016/wordml/cid" xmlns:w16="http://schemas.microsoft.com/office/word/2018/wordml" xmlns:w16du="http://schemas.microsoft.com/office/word/2023/wordml/word16du" xmlns:w16sdtdh="http://schemas.microsoft.com/office/word/2020/wordml/sdtdatahash" xmlns:w16se="http://schemas.microsoft.com/office/word/2015/wordml/symex" xmlns:wpg="http://schemas.microsoft.com/office/word/2010/wordprocessingGroup" xmlns:wpi="http://schemas.microsoft.com/office/word/2010/wordprocessingInk" xmlns:wne="http://schemas.microsoft.com/office/word/2006/wordml" xmlns:wps="http://schemas.microsoft.com/office/word/2010/wordprocessingShape" mc:Ignorable="w14 w15 w16se w16cid w16 w16cex w16sdtdh w16du wp14">
   <w:body>
     <w:p>
       <w:pPr>
@@ -92,6 +92,9 @@
       </w:r>
     </w:p>
     <w:p>
+      <w:pPr>
+        <w:spacing w:after="100"/>
+      </w:pPr>
       <w:r>
         <w:t xml:space="preserve">Направленность (профиль): </w:t>
       </w:r>
@@ -152,7 +155,15 @@
               <w:t>Зав. кафедрой</w:t>
             </w:r>
             <w:r>
-              <w:t xml:space="preserve"> Пальчунов Д.Е.</w:t>
+              <w:t xml:space="preserve"> </w:t>
+            </w:r>
+            <w:proofErr w:type="spellStart"/>
+            <w:r>
+              <w:t>Пальчунов</w:t>
+            </w:r>
+            <w:proofErr w:type="spellEnd"/>
+            <w:r>
+              <w:t xml:space="preserve"> Д.Е.</w:t>
             </w:r>
           </w:p>
           <w:p>
@@ -218,54 +229,44 @@
                 <w:bCs/>
               </w:rPr>
             </w:pPr>
+            <w:proofErr w:type="spellStart"/>
             <w:r>
               <w:rPr>
                 <w:bCs/>
-                <w:highlight w:val="yellow"/>
               </w:rPr>
               <w:t>д</w:t>
             </w:r>
             <w:r>
               <w:rPr>
                 <w:bCs/>
-                <w:highlight w:val="yellow"/>
               </w:rPr>
               <w:t>ата</w:t>
             </w:r>
             <w:r>
               <w:rPr>
                 <w:bCs/>
-                <w:highlight w:val="yellow"/>
               </w:rPr>
               <w:t>У</w:t>
             </w:r>
             <w:r>
               <w:rPr>
                 <w:bCs/>
-                <w:highlight w:val="yellow"/>
               </w:rPr>
               <w:t>тверждения</w:t>
             </w:r>
             <w:r>
               <w:rPr>
                 <w:bCs/>
-                <w:highlight w:val="yellow"/>
               </w:rPr>
               <w:t>З</w:t>
             </w:r>
             <w:r>
               <w:rPr>
                 <w:bCs/>
-                <w:highlight w:val="yellow"/>
               </w:rPr>
               <w:t>адания</w:t>
             </w:r>
-          </w:p>
-          <w:p>
-            <w:pPr>
-              <w:spacing w:line="276" w:lineRule="auto"/>
-              <w:jc w:val="right"/>
-            </w:pPr>
+            <w:proofErr w:type="spellEnd"/>
           </w:p>
         </w:tc>
       </w:tr>
@@ -332,37 +333,53 @@
               <w:rPr>
                 <w:i/>
               </w:rPr>
-              <w:t>у</w:t>
-            </w:r>
+              <w:t>у(</w:t>
+            </w:r>
+            <w:proofErr w:type="spellStart"/>
             <w:r>
               <w:rPr>
                 <w:i/>
               </w:rPr>
-              <w:t>(ке)</w:t>
+              <w:t>ке</w:t>
+            </w:r>
+            <w:proofErr w:type="spellEnd"/>
+            <w:r>
+              <w:rPr>
+                <w:i/>
+              </w:rPr>
+              <w:t>)</w:t>
             </w:r>
             <w:r>
               <w:t xml:space="preserve"> </w:t>
             </w:r>
+            <w:proofErr w:type="spellStart"/>
             <w:r>
               <w:rPr>
                 <w:bCs/>
-                <w:highlight w:val="green"/>
               </w:rPr>
-              <w:t>Ваше полное ФИО в дательном падеже</w:t>
-            </w:r>
+              <w:t>имяСту</w:t>
+            </w:r>
+            <w:r>
+              <w:rPr>
+                <w:bCs/>
+              </w:rPr>
+              <w:t>дентаД</w:t>
+            </w:r>
+            <w:proofErr w:type="spellEnd"/>
             <w:r>
               <w:t>, группы</w:t>
             </w:r>
             <w:r>
               <w:t xml:space="preserve"> </w:t>
             </w:r>
+            <w:proofErr w:type="spellStart"/>
             <w:r>
               <w:rPr>
-                <w:highlight w:val="green"/>
                 <w:u w:val="single"/>
               </w:rPr>
-              <w:t>Ваша группа</w:t>
-            </w:r>
+              <w:t>группаСтудента</w:t>
+            </w:r>
+            <w:proofErr w:type="spellEnd"/>
           </w:p>
         </w:tc>
       </w:tr>
@@ -404,13 +421,14 @@
             <w:r>
               <w:t xml:space="preserve"> «</w:t>
             </w:r>
+            <w:proofErr w:type="spellStart"/>
             <w:r>
               <w:rPr>
-                <w:highlight w:val="yellow"/>
                 <w:u w:val="single"/>
               </w:rPr>
               <w:t>темаВКР</w:t>
             </w:r>
+            <w:proofErr w:type="spellEnd"/>
             <w:r>
               <w:t>»</w:t>
             </w:r>
@@ -477,121 +495,28 @@
             <w:r>
               <w:t xml:space="preserve">№ </w:t>
             </w:r>
-            <w:r>
-              <w:rPr>
-                <w:highlight w:val="yellow"/>
-              </w:rPr>
+            <w:proofErr w:type="spellStart"/>
+            <w:r>
               <w:t>п</w:t>
             </w:r>
             <w:r>
-              <w:rPr>
-                <w:highlight w:val="yellow"/>
-              </w:rPr>
-              <w:t>р</w:t>
-            </w:r>
-            <w:r>
-              <w:rPr>
-                <w:highlight w:val="yellow"/>
-              </w:rPr>
-              <w:t>иказ</w:t>
-            </w:r>
-            <w:r>
-              <w:rPr>
-                <w:highlight w:val="yellow"/>
-              </w:rPr>
+              <w:t>риказ</w:t>
+            </w:r>
+            <w:r>
               <w:t>О</w:t>
             </w:r>
             <w:r>
-              <w:rPr>
-                <w:highlight w:val="yellow"/>
-              </w:rPr>
               <w:t>б</w:t>
             </w:r>
             <w:r>
-              <w:rPr>
-                <w:highlight w:val="yellow"/>
-              </w:rPr>
               <w:t>У</w:t>
             </w:r>
             <w:r>
-              <w:rPr>
-                <w:highlight w:val="yellow"/>
-              </w:rPr>
               <w:t>твержденииВКР</w:t>
             </w:r>
-            <w:r>
-              <w:t>,</w:t>
-            </w:r>
-          </w:p>
-          <w:p>
-            <w:r>
-              <w:t xml:space="preserve">скорректирована </w:t>
-            </w:r>
-            <w:r>
-              <w:t>распоряжением проректора по учебной работе</w:t>
-            </w:r>
-            <w:r>
-              <w:t xml:space="preserve"> </w:t>
-            </w:r>
-            <w:r>
-              <w:t>№</w:t>
-            </w:r>
-            <w:r>
-              <w:t xml:space="preserve"> </w:t>
-            </w:r>
-            <w:r>
-              <w:rPr>
-                <w:highlight w:val="yellow"/>
-              </w:rPr>
-              <w:t>п</w:t>
-            </w:r>
-            <w:r>
-              <w:rPr>
-                <w:highlight w:val="yellow"/>
-              </w:rPr>
-              <w:t>р</w:t>
-            </w:r>
-            <w:r>
-              <w:rPr>
-                <w:highlight w:val="yellow"/>
-              </w:rPr>
-              <w:t>иказ</w:t>
-            </w:r>
-            <w:r>
-              <w:rPr>
-                <w:highlight w:val="yellow"/>
-              </w:rPr>
-              <w:t>ОК</w:t>
-            </w:r>
-            <w:r>
-              <w:rPr>
-                <w:highlight w:val="yellow"/>
-              </w:rPr>
-              <w:t>орректировкеВКР</w:t>
-            </w:r>
+            <w:proofErr w:type="spellEnd"/>
             <w:r>
               <w:t>.</w:t>
-            </w:r>
-            <w:r>
-              <w:t xml:space="preserve"> </w:t>
-            </w:r>
-            <w:r>
-              <w:rPr>
-                <w:highlight w:val="green"/>
-              </w:rPr>
-              <w:t xml:space="preserve">/* если </w:t>
-            </w:r>
-            <w:r>
-              <w:rPr>
-                <w:highlight w:val="green"/>
-              </w:rPr>
-              <w:t>тема ВКР</w:t>
-            </w:r>
-            <w:r>
-              <w:rPr>
-                <w:highlight w:val="green"/>
-              </w:rPr>
-              <w:t xml:space="preserve"> не корректировалась, то удалить строку */</w:t>
             </w:r>
           </w:p>
         </w:tc>
@@ -620,7 +545,13 @@
               <w:t>20</w:t>
             </w:r>
             <w:r>
-              <w:t xml:space="preserve">23 </w:t>
+              <w:t>2</w:t>
+            </w:r>
+            <w:r>
+              <w:t>4</w:t>
+            </w:r>
+            <w:r>
+              <w:t xml:space="preserve"> </w:t>
             </w:r>
             <w:r>
               <w:t>г.</w:t>
@@ -707,11 +638,22 @@
           </w:p>
           <w:p>
             <w:r>
-              <w:rPr>
-                <w:highlight w:val="yellow"/>
-              </w:rPr>
-              <w:t>консультантВКР</w:t>
-            </w:r>
+              <w:t xml:space="preserve">____________________, </w:t>
+            </w:r>
+            <w:proofErr w:type="spellStart"/>
+            <w:r>
+              <w:t>ФиоК</w:t>
+            </w:r>
+            <w:r>
+              <w:t>онсультант</w:t>
+            </w:r>
+            <w:r>
+              <w:t>а</w:t>
+            </w:r>
+            <w:r>
+              <w:t>ВКР</w:t>
+            </w:r>
+            <w:proofErr w:type="spellEnd"/>
           </w:p>
           <w:p>
             <w:pPr>
@@ -784,168 +726,57 @@
           <w:p>
             <w:pPr>
               <w:ind w:left="567" w:firstLine="0"/>
-              <w:jc w:val="left"/>
             </w:pPr>
-            <w:r>
-              <w:rPr>
-                <w:highlight w:val="yellow"/>
-              </w:rPr>
-              <w:t>у</w:t>
-            </w:r>
-            <w:r>
-              <w:rPr>
-                <w:highlight w:val="yellow"/>
-              </w:rPr>
-              <w:t>ченая</w:t>
-            </w:r>
-            <w:r>
-              <w:rPr>
-                <w:highlight w:val="yellow"/>
-              </w:rPr>
-              <w:t>С</w:t>
-            </w:r>
-            <w:r>
-              <w:rPr>
-                <w:highlight w:val="yellow"/>
-              </w:rPr>
-              <w:t>тепень</w:t>
-            </w:r>
-            <w:r>
-              <w:rPr>
-                <w:highlight w:val="yellow"/>
-              </w:rPr>
-              <w:t>Р</w:t>
-            </w:r>
-            <w:r>
-              <w:rPr>
-                <w:highlight w:val="yellow"/>
-              </w:rPr>
-              <w:t>уководителяВКР</w:t>
-            </w:r>
+            <w:proofErr w:type="spellStart"/>
+            <w:r>
+              <w:t>УчСтепРукВКР</w:t>
+            </w:r>
+            <w:proofErr w:type="spellEnd"/>
             <w:r>
               <w:t xml:space="preserve">, </w:t>
             </w:r>
-            <w:r>
-              <w:rPr>
-                <w:highlight w:val="yellow"/>
-              </w:rPr>
-              <w:t>ученое</w:t>
-            </w:r>
-            <w:r>
-              <w:rPr>
-                <w:highlight w:val="yellow"/>
-              </w:rPr>
-              <w:t>З</w:t>
-            </w:r>
-            <w:r>
-              <w:rPr>
-                <w:highlight w:val="yellow"/>
-              </w:rPr>
-              <w:t>вание</w:t>
-            </w:r>
-            <w:r>
-              <w:rPr>
-                <w:highlight w:val="yellow"/>
-              </w:rPr>
-              <w:t>Р</w:t>
-            </w:r>
-            <w:r>
-              <w:rPr>
-                <w:highlight w:val="yellow"/>
-              </w:rPr>
-              <w:t>уководителяВКР</w:t>
-            </w:r>
-            <w:r>
-              <w:t xml:space="preserve">, </w:t>
-            </w:r>
-            <w:r>
-              <w:rPr>
-                <w:highlight w:val="yellow"/>
-              </w:rPr>
-              <w:t>д</w:t>
-            </w:r>
-            <w:r>
-              <w:rPr>
-                <w:highlight w:val="yellow"/>
-              </w:rPr>
-              <w:t>олжнос</w:t>
-            </w:r>
-            <w:r>
-              <w:rPr>
-                <w:highlight w:val="yellow"/>
-              </w:rPr>
-              <w:t>т</w:t>
-            </w:r>
-            <w:r>
-              <w:rPr>
-                <w:highlight w:val="yellow"/>
-              </w:rPr>
-              <w:t>ь</w:t>
-            </w:r>
-            <w:r>
-              <w:rPr>
-                <w:highlight w:val="yellow"/>
-              </w:rPr>
-              <w:t>Р</w:t>
-            </w:r>
-            <w:r>
-              <w:rPr>
-                <w:highlight w:val="yellow"/>
-              </w:rPr>
-              <w:t>уководителяВКР</w:t>
+            <w:proofErr w:type="spellStart"/>
+            <w:r>
+              <w:t>УчЗванРукВКР</w:t>
+            </w:r>
+            <w:proofErr w:type="spellEnd"/>
+            <w:r>
+              <w:t>,</w:t>
             </w:r>
           </w:p>
           <w:p>
             <w:pPr>
               <w:ind w:left="567" w:firstLine="0"/>
-              <w:jc w:val="left"/>
             </w:pPr>
-            <w:r>
-              <w:rPr>
-                <w:highlight w:val="yellow"/>
-              </w:rPr>
-              <w:t>и</w:t>
-            </w:r>
-            <w:r>
-              <w:rPr>
-                <w:highlight w:val="yellow"/>
-              </w:rPr>
-              <w:t>нициалы</w:t>
-            </w:r>
-            <w:r>
-              <w:rPr>
-                <w:highlight w:val="yellow"/>
-              </w:rPr>
-              <w:t>Р</w:t>
-            </w:r>
-            <w:r>
-              <w:rPr>
-                <w:highlight w:val="yellow"/>
-              </w:rPr>
-              <w:t>уководител</w:t>
-            </w:r>
-            <w:r>
-              <w:rPr>
-                <w:highlight w:val="yellow"/>
-              </w:rPr>
-              <w:t>яВКР</w:t>
-            </w:r>
-            <w:r>
-              <w:t xml:space="preserve"> </w:t>
-            </w:r>
-            <w:r>
-              <w:t>/…………..</w:t>
-            </w:r>
+            <w:proofErr w:type="spellStart"/>
+            <w:r>
+              <w:t>должностьРуководителяВКР</w:t>
+            </w:r>
+            <w:proofErr w:type="spellEnd"/>
           </w:p>
           <w:p>
             <w:pPr>
               <w:ind w:left="567" w:firstLine="0"/>
-              <w:jc w:val="left"/>
+            </w:pPr>
+            <w:proofErr w:type="spellStart"/>
+            <w:r>
               <w:rPr>
-                <w:sz w:val="16"/>
-                <w:szCs w:val="16"/>
+                <w:u w:val="single"/>
               </w:rPr>
+              <w:t>имяРукВКРДляПодписи</w:t>
+            </w:r>
+            <w:proofErr w:type="spellEnd"/>
+            <w:r>
+              <w:t xml:space="preserve"> /………...</w:t>
+            </w:r>
+          </w:p>
+          <w:p>
+            <w:pPr>
+              <w:ind w:left="567" w:firstLine="0"/>
             </w:pPr>
+            <w:r>
+              <w:t xml:space="preserve">                   </w:t>
+            </w:r>
             <w:r>
               <w:rPr>
                 <w:sz w:val="16"/>
@@ -958,12 +789,14 @@
             <w:pPr>
               <w:ind w:left="567" w:firstLine="0"/>
             </w:pPr>
+            <w:proofErr w:type="spellStart"/>
             <w:r>
               <w:rPr>
-                <w:highlight w:val="yellow"/>
+                <w:bCs/>
               </w:rPr>
-              <w:t>датаПодписиРуководителяВКР</w:t>
-            </w:r>
+              <w:t>датаУтвержденияЗадания</w:t>
+            </w:r>
+            <w:proofErr w:type="spellEnd"/>
           </w:p>
         </w:tc>
         <w:tc>
@@ -976,17 +809,24 @@
               <w:ind w:firstLine="0"/>
               <w:jc w:val="left"/>
             </w:pPr>
-            <w:r>
-              <w:rPr>
-                <w:highlight w:val="green"/>
-              </w:rPr>
-              <w:t>Инициалы студента</w:t>
-            </w:r>
+            <w:proofErr w:type="spellStart"/>
+            <w:r>
+              <w:t>имяСтудентаДляПодписи</w:t>
+            </w:r>
+            <w:proofErr w:type="spellEnd"/>
             <w:r>
               <w:t xml:space="preserve"> </w:t>
             </w:r>
             <w:r>
-              <w:t>/…………..</w:t>
+              <w:t>/……</w:t>
+            </w:r>
+            <w:proofErr w:type="gramStart"/>
+            <w:r>
+              <w:t>…….</w:t>
+            </w:r>
+            <w:proofErr w:type="gramEnd"/>
+            <w:r>
+              <w:t>.</w:t>
             </w:r>
           </w:p>
           <w:p>
@@ -1018,12 +858,14 @@
               <w:ind w:firstLine="0"/>
               <w:jc w:val="left"/>
             </w:pPr>
+            <w:proofErr w:type="spellStart"/>
             <w:r>
               <w:rPr>
-                <w:highlight w:val="yellow"/>
+                <w:bCs/>
               </w:rPr>
-              <w:t>датаПодписиСтудента</w:t>
-            </w:r>
+              <w:t>датаУтвержденияЗадания</w:t>
+            </w:r>
+            <w:proofErr w:type="spellEnd"/>
           </w:p>
         </w:tc>
       </w:tr>
@@ -1054,7 +896,7 @@
 </file>
 
 <file path=word/endnotes.xml><?xml version="1.0" encoding="utf-8"?>
-<w:endnotes xmlns:wpc="http://schemas.microsoft.com/office/word/2010/wordprocessingCanvas" xmlns:cx="http://schemas.microsoft.com/office/drawing/2014/chartex" xmlns:cx1="http://schemas.microsoft.com/office/drawing/2015/9/8/chartex" xmlns:cx2="http://schemas.microsoft.com/office/drawing/2015/10/21/chartex" xmlns:cx3="http://schemas.microsoft.com/office/drawing/2016/5/9/chartex" xmlns:cx4="http://schemas.microsoft.com/office/drawing/2016/5/10/chartex" xmlns:cx5="http://schemas.microsoft.com/office/drawing/2016/5/11/chartex" xmlns:cx6="http://schemas.microsoft.com/office/drawing/2016/5/12/chartex" xmlns:cx7="http://schemas.microsoft.com/office/drawing/2016/5/13/chartex" xmlns:cx8="http://schemas.microsoft.com/office/drawing/2016/5/14/chartex" xmlns:mc="http://schemas.openxmlformats.org/markup-compatibility/2006" xmlns:aink="http://schemas.microsoft.com/office/drawing/2016/ink" xmlns:am3d="http://schemas.microsoft.com/office/drawing/2017/model3d" xmlns:o="urn:schemas-microsoft-com:office:office" xmlns:oel="http://schemas.microsoft.com/office/2019/extlst" xmlns:r="http://schemas.openxmlformats.org/officeDocument/2006/relationships" xmlns:m="http://schemas.openxmlformats.org/officeDocument/2006/math" xmlns:v="urn:schemas-microsoft-com:vml" xmlns:wp14="http://schemas.microsoft.com/office/word/2010/wordprocessingDrawing" xmlns:wp="http://schemas.openxmlformats.org/drawingml/2006/wordprocessingDrawing" xmlns:w10="urn:schemas-microsoft-com:office:word" xmlns:w="http://schemas.openxmlformats.org/wordprocessingml/2006/main" xmlns:w14="http://schemas.microsoft.com/office/word/2010/wordml" xmlns:w15="http://schemas.microsoft.com/office/word/2012/wordml" xmlns:w16cex="http://schemas.microsoft.com/office/word/2018/wordml/cex" xmlns:w16cid="http://schemas.microsoft.com/office/word/2016/wordml/cid" xmlns:w16="http://schemas.microsoft.com/office/word/2018/wordml" xmlns:w16du="http://schemas.microsoft.com/office/word/2023/wordml/word16du" xmlns:w16sdtdh="http://schemas.microsoft.com/office/word/2020/wordml/sdtdatahash" xmlns:w16se="http://schemas.microsoft.com/office/word/2015/wordml/symex" xmlns:wpg="http://schemas.microsoft.com/office/word/2010/wordprocessingGroup" xmlns:wpi="http://schemas.microsoft.com/office/word/2010/wordprocessingInk" xmlns:wne="http://schemas.microsoft.com/office/word/2006/wordml" xmlns:wps="http://schemas.microsoft.com/office/word/2010/wordprocessingShape" mc:Ignorable="w14 w15 w16se w16cid w16 w16cex w16sdtdh wp14">
+<w:endnotes xmlns:wpc="http://schemas.microsoft.com/office/word/2010/wordprocessingCanvas" xmlns:cx="http://schemas.microsoft.com/office/drawing/2014/chartex" xmlns:cx1="http://schemas.microsoft.com/office/drawing/2015/9/8/chartex" xmlns:cx2="http://schemas.microsoft.com/office/drawing/2015/10/21/chartex" xmlns:cx3="http://schemas.microsoft.com/office/drawing/2016/5/9/chartex" xmlns:cx4="http://schemas.microsoft.com/office/drawing/2016/5/10/chartex" xmlns:cx5="http://schemas.microsoft.com/office/drawing/2016/5/11/chartex" xmlns:cx6="http://schemas.microsoft.com/office/drawing/2016/5/12/chartex" xmlns:cx7="http://schemas.microsoft.com/office/drawing/2016/5/13/chartex" xmlns:cx8="http://schemas.microsoft.com/office/drawing/2016/5/14/chartex" xmlns:mc="http://schemas.openxmlformats.org/markup-compatibility/2006" xmlns:aink="http://schemas.microsoft.com/office/drawing/2016/ink" xmlns:am3d="http://schemas.microsoft.com/office/drawing/2017/model3d" xmlns:o="urn:schemas-microsoft-com:office:office" xmlns:oel="http://schemas.microsoft.com/office/2019/extlst" xmlns:r="http://schemas.openxmlformats.org/officeDocument/2006/relationships" xmlns:m="http://schemas.openxmlformats.org/officeDocument/2006/math" xmlns:v="urn:schemas-microsoft-com:vml" xmlns:wp14="http://schemas.microsoft.com/office/word/2010/wordprocessingDrawing" xmlns:wp="http://schemas.openxmlformats.org/drawingml/2006/wordprocessingDrawing" xmlns:w10="urn:schemas-microsoft-com:office:word" xmlns:w="http://schemas.openxmlformats.org/wordprocessingml/2006/main" xmlns:w14="http://schemas.microsoft.com/office/word/2010/wordml" xmlns:w15="http://schemas.microsoft.com/office/word/2012/wordml" xmlns:w16cex="http://schemas.microsoft.com/office/word/2018/wordml/cex" xmlns:w16cid="http://schemas.microsoft.com/office/word/2016/wordml/cid" xmlns:w16="http://schemas.microsoft.com/office/word/2018/wordml" xmlns:w16du="http://schemas.microsoft.com/office/word/2023/wordml/word16du" xmlns:w16sdtdh="http://schemas.microsoft.com/office/word/2020/wordml/sdtdatahash" xmlns:w16se="http://schemas.microsoft.com/office/word/2015/wordml/symex" xmlns:wpg="http://schemas.microsoft.com/office/word/2010/wordprocessingGroup" xmlns:wpi="http://schemas.microsoft.com/office/word/2010/wordprocessingInk" xmlns:wne="http://schemas.microsoft.com/office/word/2006/wordml" xmlns:wps="http://schemas.microsoft.com/office/word/2010/wordprocessingShape" mc:Ignorable="w14 w15 w16se w16cid w16 w16cex w16sdtdh w16du wp14">
   <w:endnote w:type="separator" w:id="-1">
     <w:p>
       <w:r>
@@ -1073,7 +915,7 @@
 </file>
 
 <file path=word/footnotes.xml><?xml version="1.0" encoding="utf-8"?>
-<w:footnotes xmlns:wpc="http://schemas.microsoft.com/office/word/2010/wordprocessingCanvas" xmlns:cx="http://schemas.microsoft.com/office/drawing/2014/chartex" xmlns:cx1="http://schemas.microsoft.com/office/drawing/2015/9/8/chartex" xmlns:cx2="http://schemas.microsoft.com/office/drawing/2015/10/21/chartex" xmlns:cx3="http://schemas.microsoft.com/office/drawing/2016/5/9/chartex" xmlns:cx4="http://schemas.microsoft.com/office/drawing/2016/5/10/chartex" xmlns:cx5="http://schemas.microsoft.com/office/drawing/2016/5/11/chartex" xmlns:cx6="http://schemas.microsoft.com/office/drawing/2016/5/12/chartex" xmlns:cx7="http://schemas.microsoft.com/office/drawing/2016/5/13/chartex" xmlns:cx8="http://schemas.microsoft.com/office/drawing/2016/5/14/chartex" xmlns:mc="http://schemas.openxmlformats.org/markup-compatibility/2006" xmlns:aink="http://schemas.microsoft.com/office/drawing/2016/ink" xmlns:am3d="http://schemas.microsoft.com/office/drawing/2017/model3d" xmlns:o="urn:schemas-microsoft-com:office:office" xmlns:oel="http://schemas.microsoft.com/office/2019/extlst" xmlns:r="http://schemas.openxmlformats.org/officeDocument/2006/relationships" xmlns:m="http://schemas.openxmlformats.org/officeDocument/2006/math" xmlns:v="urn:schemas-microsoft-com:vml" xmlns:wp14="http://schemas.microsoft.com/office/word/2010/wordprocessingDrawing" xmlns:wp="http://schemas.openxmlformats.org/drawingml/2006/wordprocessingDrawing" xmlns:w10="urn:schemas-microsoft-com:office:word" xmlns:w="http://schemas.openxmlformats.org/wordprocessingml/2006/main" xmlns:w14="http://schemas.microsoft.com/office/word/2010/wordml" xmlns:w15="http://schemas.microsoft.com/office/word/2012/wordml" xmlns:w16cex="http://schemas.microsoft.com/office/word/2018/wordml/cex" xmlns:w16cid="http://schemas.microsoft.com/office/word/2016/wordml/cid" xmlns:w16="http://schemas.microsoft.com/office/word/2018/wordml" xmlns:w16du="http://schemas.microsoft.com/office/word/2023/wordml/word16du" xmlns:w16sdtdh="http://schemas.microsoft.com/office/word/2020/wordml/sdtdatahash" xmlns:w16se="http://schemas.microsoft.com/office/word/2015/wordml/symex" xmlns:wpg="http://schemas.microsoft.com/office/word/2010/wordprocessingGroup" xmlns:wpi="http://schemas.microsoft.com/office/word/2010/wordprocessingInk" xmlns:wne="http://schemas.microsoft.com/office/word/2006/wordml" xmlns:wps="http://schemas.microsoft.com/office/word/2010/wordprocessingShape" mc:Ignorable="w14 w15 w16se w16cid w16 w16cex w16sdtdh wp14">
+<w:footnotes xmlns:wpc="http://schemas.microsoft.com/office/word/2010/wordprocessingCanvas" xmlns:cx="http://schemas.microsoft.com/office/drawing/2014/chartex" xmlns:cx1="http://schemas.microsoft.com/office/drawing/2015/9/8/chartex" xmlns:cx2="http://schemas.microsoft.com/office/drawing/2015/10/21/chartex" xmlns:cx3="http://schemas.microsoft.com/office/drawing/2016/5/9/chartex" xmlns:cx4="http://schemas.microsoft.com/office/drawing/2016/5/10/chartex" xmlns:cx5="http://schemas.microsoft.com/office/drawing/2016/5/11/chartex" xmlns:cx6="http://schemas.microsoft.com/office/drawing/2016/5/12/chartex" xmlns:cx7="http://schemas.microsoft.com/office/drawing/2016/5/13/chartex" xmlns:cx8="http://schemas.microsoft.com/office/drawing/2016/5/14/chartex" xmlns:mc="http://schemas.openxmlformats.org/markup-compatibility/2006" xmlns:aink="http://schemas.microsoft.com/office/drawing/2016/ink" xmlns:am3d="http://schemas.microsoft.com/office/drawing/2017/model3d" xmlns:o="urn:schemas-microsoft-com:office:office" xmlns:oel="http://schemas.microsoft.com/office/2019/extlst" xmlns:r="http://schemas.openxmlformats.org/officeDocument/2006/relationships" xmlns:m="http://schemas.openxmlformats.org/officeDocument/2006/math" xmlns:v="urn:schemas-microsoft-com:vml" xmlns:wp14="http://schemas.microsoft.com/office/word/2010/wordprocessingDrawing" xmlns:wp="http://schemas.openxmlformats.org/drawingml/2006/wordprocessingDrawing" xmlns:w10="urn:schemas-microsoft-com:office:word" xmlns:w="http://schemas.openxmlformats.org/wordprocessingml/2006/main" xmlns:w14="http://schemas.microsoft.com/office/word/2010/wordml" xmlns:w15="http://schemas.microsoft.com/office/word/2012/wordml" xmlns:w16cex="http://schemas.microsoft.com/office/word/2018/wordml/cex" xmlns:w16cid="http://schemas.microsoft.com/office/word/2016/wordml/cid" xmlns:w16="http://schemas.microsoft.com/office/word/2018/wordml" xmlns:w16du="http://schemas.microsoft.com/office/word/2023/wordml/word16du" xmlns:w16sdtdh="http://schemas.microsoft.com/office/word/2020/wordml/sdtdatahash" xmlns:w16se="http://schemas.microsoft.com/office/word/2015/wordml/symex" xmlns:wpg="http://schemas.microsoft.com/office/word/2010/wordprocessingGroup" xmlns:wpi="http://schemas.microsoft.com/office/word/2010/wordprocessingInk" xmlns:wne="http://schemas.microsoft.com/office/word/2006/wordml" xmlns:wps="http://schemas.microsoft.com/office/word/2010/wordprocessingShape" mc:Ignorable="w14 w15 w16se w16cid w16 w16cex w16sdtdh w16du wp14">
   <w:footnote w:type="separator" w:id="-1">
     <w:p>
       <w:r>
@@ -1092,7 +934,7 @@
 </file>
 
 <file path=word/numbering.xml><?xml version="1.0" encoding="utf-8"?>
-<w:numbering xmlns:wpc="http://schemas.microsoft.com/office/word/2010/wordprocessingCanvas" xmlns:cx="http://schemas.microsoft.com/office/drawing/2014/chartex" xmlns:cx1="http://schemas.microsoft.com/office/drawing/2015/9/8/chartex" xmlns:cx2="http://schemas.microsoft.com/office/drawing/2015/10/21/chartex" xmlns:cx3="http://schemas.microsoft.com/office/drawing/2016/5/9/chartex" xmlns:cx4="http://schemas.microsoft.com/office/drawing/2016/5/10/chartex" xmlns:cx5="http://schemas.microsoft.com/office/drawing/2016/5/11/chartex" xmlns:cx6="http://schemas.microsoft.com/office/drawing/2016/5/12/chartex" xmlns:cx7="http://schemas.microsoft.com/office/drawing/2016/5/13/chartex" xmlns:cx8="http://schemas.microsoft.com/office/drawing/2016/5/14/chartex" xmlns:mc="http://schemas.openxmlformats.org/markup-compatibility/2006" xmlns:aink="http://schemas.microsoft.com/office/drawing/2016/ink" xmlns:am3d="http://schemas.microsoft.com/office/drawing/2017/model3d" xmlns:o="urn:schemas-microsoft-com:office:office" xmlns:oel="http://schemas.microsoft.com/office/2019/extlst" xmlns:r="http://schemas.openxmlformats.org/officeDocument/2006/relationships" xmlns:m="http://schemas.openxmlformats.org/officeDocument/2006/math" xmlns:v="urn:schemas-microsoft-com:vml" xmlns:wp14="http://schemas.microsoft.com/office/word/2010/wordprocessingDrawing" xmlns:wp="http://schemas.openxmlformats.org/drawingml/2006/wordprocessingDrawing" xmlns:w10="urn:schemas-microsoft-com:office:word" xmlns:w="http://schemas.openxmlformats.org/wordprocessingml/2006/main" xmlns:w14="http://schemas.microsoft.com/office/word/2010/wordml" xmlns:w15="http://schemas.microsoft.com/office/word/2012/wordml" xmlns:w16cex="http://schemas.microsoft.com/office/word/2018/wordml/cex" xmlns:w16cid="http://schemas.microsoft.com/office/word/2016/wordml/cid" xmlns:w16="http://schemas.microsoft.com/office/word/2018/wordml" xmlns:w16du="http://schemas.microsoft.com/office/word/2023/wordml/word16du" xmlns:w16sdtdh="http://schemas.microsoft.com/office/word/2020/wordml/sdtdatahash" xmlns:w16se="http://schemas.microsoft.com/office/word/2015/wordml/symex" xmlns:wpg="http://schemas.microsoft.com/office/word/2010/wordprocessingGroup" xmlns:wpi="http://schemas.microsoft.com/office/word/2010/wordprocessingInk" xmlns:wne="http://schemas.microsoft.com/office/word/2006/wordml" xmlns:wps="http://schemas.microsoft.com/office/word/2010/wordprocessingShape" mc:Ignorable="w14 w15 w16se w16cid w16 w16cex w16sdtdh wp14">
+<w:numbering xmlns:wpc="http://schemas.microsoft.com/office/word/2010/wordprocessingCanvas" xmlns:cx="http://schemas.microsoft.com/office/drawing/2014/chartex" xmlns:cx1="http://schemas.microsoft.com/office/drawing/2015/9/8/chartex" xmlns:cx2="http://schemas.microsoft.com/office/drawing/2015/10/21/chartex" xmlns:cx3="http://schemas.microsoft.com/office/drawing/2016/5/9/chartex" xmlns:cx4="http://schemas.microsoft.com/office/drawing/2016/5/10/chartex" xmlns:cx5="http://schemas.microsoft.com/office/drawing/2016/5/11/chartex" xmlns:cx6="http://schemas.microsoft.com/office/drawing/2016/5/12/chartex" xmlns:cx7="http://schemas.microsoft.com/office/drawing/2016/5/13/chartex" xmlns:cx8="http://schemas.microsoft.com/office/drawing/2016/5/14/chartex" xmlns:mc="http://schemas.openxmlformats.org/markup-compatibility/2006" xmlns:aink="http://schemas.microsoft.com/office/drawing/2016/ink" xmlns:am3d="http://schemas.microsoft.com/office/drawing/2017/model3d" xmlns:o="urn:schemas-microsoft-com:office:office" xmlns:oel="http://schemas.microsoft.com/office/2019/extlst" xmlns:r="http://schemas.openxmlformats.org/officeDocument/2006/relationships" xmlns:m="http://schemas.openxmlformats.org/officeDocument/2006/math" xmlns:v="urn:schemas-microsoft-com:vml" xmlns:wp14="http://schemas.microsoft.com/office/word/2010/wordprocessingDrawing" xmlns:wp="http://schemas.openxmlformats.org/drawingml/2006/wordprocessingDrawing" xmlns:w10="urn:schemas-microsoft-com:office:word" xmlns:w="http://schemas.openxmlformats.org/wordprocessingml/2006/main" xmlns:w14="http://schemas.microsoft.com/office/word/2010/wordml" xmlns:w15="http://schemas.microsoft.com/office/word/2012/wordml" xmlns:w16cex="http://schemas.microsoft.com/office/word/2018/wordml/cex" xmlns:w16cid="http://schemas.microsoft.com/office/word/2016/wordml/cid" xmlns:w16="http://schemas.microsoft.com/office/word/2018/wordml" xmlns:w16du="http://schemas.microsoft.com/office/word/2023/wordml/word16du" xmlns:w16sdtdh="http://schemas.microsoft.com/office/word/2020/wordml/sdtdatahash" xmlns:w16se="http://schemas.microsoft.com/office/word/2015/wordml/symex" xmlns:wpg="http://schemas.microsoft.com/office/word/2010/wordprocessingGroup" xmlns:wpi="http://schemas.microsoft.com/office/word/2010/wordprocessingInk" xmlns:wne="http://schemas.microsoft.com/office/word/2006/wordml" xmlns:wps="http://schemas.microsoft.com/office/word/2010/wordprocessingShape" mc:Ignorable="w14 w15 w16se w16cid w16 w16cex w16sdtdh w16du wp14">
   <w:abstractNum w:abstractNumId="0" w15:restartNumberingAfterBreak="0">
     <w:nsid w:val="00000001"/>
     <w:multiLevelType w:val="multilevel"/>
@@ -5426,28 +5268,28 @@
       </w:pPr>
     </w:lvl>
   </w:abstractNum>
-  <w:num w:numId="1" w16cid:durableId="1379747190">
+  <w:num w:numId="1" w16cid:durableId="1388727947">
     <w:abstractNumId w:val="1"/>
   </w:num>
-  <w:num w:numId="2" w16cid:durableId="1687248857">
+  <w:num w:numId="2" w16cid:durableId="339360656">
     <w:abstractNumId w:val="12"/>
   </w:num>
-  <w:num w:numId="3" w16cid:durableId="2109108620">
+  <w:num w:numId="3" w16cid:durableId="1851335675">
     <w:abstractNumId w:val="37"/>
   </w:num>
-  <w:num w:numId="4" w16cid:durableId="721826144">
+  <w:num w:numId="4" w16cid:durableId="1011183780">
     <w:abstractNumId w:val="2"/>
   </w:num>
-  <w:num w:numId="5" w16cid:durableId="837693122">
+  <w:num w:numId="5" w16cid:durableId="1999918789">
     <w:abstractNumId w:val="31"/>
   </w:num>
-  <w:num w:numId="6" w16cid:durableId="834225177">
+  <w:num w:numId="6" w16cid:durableId="681127806">
     <w:abstractNumId w:val="21"/>
   </w:num>
-  <w:num w:numId="7" w16cid:durableId="1833443709">
+  <w:num w:numId="7" w16cid:durableId="318769874">
     <w:abstractNumId w:val="17"/>
   </w:num>
-  <w:num w:numId="8" w16cid:durableId="1079865797">
+  <w:num w:numId="8" w16cid:durableId="1779137537">
     <w:abstractNumId w:val="26"/>
     <w:lvlOverride w:ilvl="0"/>
     <w:lvlOverride w:ilvl="1">
@@ -5475,137 +5317,137 @@
       <w:startOverride w:val="1"/>
     </w:lvlOverride>
   </w:num>
-  <w:num w:numId="9" w16cid:durableId="623073354">
+  <w:num w:numId="9" w16cid:durableId="1944148952">
     <w:abstractNumId w:val="4"/>
   </w:num>
-  <w:num w:numId="10" w16cid:durableId="1163474190">
+  <w:num w:numId="10" w16cid:durableId="1775782556">
     <w:abstractNumId w:val="6"/>
   </w:num>
-  <w:num w:numId="11" w16cid:durableId="1702826253">
+  <w:num w:numId="11" w16cid:durableId="1524056299">
     <w:abstractNumId w:val="10"/>
   </w:num>
-  <w:num w:numId="12" w16cid:durableId="2011592671">
+  <w:num w:numId="12" w16cid:durableId="528760850">
     <w:abstractNumId w:val="5"/>
   </w:num>
-  <w:num w:numId="13" w16cid:durableId="1682320854">
+  <w:num w:numId="13" w16cid:durableId="614672814">
     <w:abstractNumId w:val="16"/>
   </w:num>
-  <w:num w:numId="14" w16cid:durableId="132522030">
+  <w:num w:numId="14" w16cid:durableId="1290238161">
     <w:abstractNumId w:val="27"/>
   </w:num>
-  <w:num w:numId="15" w16cid:durableId="640038144">
+  <w:num w:numId="15" w16cid:durableId="549077570">
     <w:abstractNumId w:val="22"/>
   </w:num>
-  <w:num w:numId="16" w16cid:durableId="593244450">
+  <w:num w:numId="16" w16cid:durableId="655380310">
     <w:abstractNumId w:val="33"/>
   </w:num>
-  <w:num w:numId="17" w16cid:durableId="1331592985">
+  <w:num w:numId="17" w16cid:durableId="511922654">
     <w:abstractNumId w:val="8"/>
   </w:num>
-  <w:num w:numId="18" w16cid:durableId="492989235">
+  <w:num w:numId="18" w16cid:durableId="1853495314">
     <w:abstractNumId w:val="36"/>
   </w:num>
-  <w:num w:numId="19" w16cid:durableId="1959330274">
+  <w:num w:numId="19" w16cid:durableId="193855675">
     <w:abstractNumId w:val="11"/>
   </w:num>
-  <w:num w:numId="20" w16cid:durableId="1927380669">
+  <w:num w:numId="20" w16cid:durableId="798962509">
     <w:abstractNumId w:val="28"/>
   </w:num>
-  <w:num w:numId="21" w16cid:durableId="2091584759">
+  <w:num w:numId="21" w16cid:durableId="1170683274">
     <w:abstractNumId w:val="15"/>
   </w:num>
-  <w:num w:numId="22" w16cid:durableId="2016615257">
+  <w:num w:numId="22" w16cid:durableId="1514302472">
     <w:abstractNumId w:val="20"/>
   </w:num>
-  <w:num w:numId="23" w16cid:durableId="1670324915">
+  <w:num w:numId="23" w16cid:durableId="1887401487">
     <w:abstractNumId w:val="35"/>
   </w:num>
-  <w:num w:numId="24" w16cid:durableId="322665443">
+  <w:num w:numId="24" w16cid:durableId="1076896158">
     <w:abstractNumId w:val="7"/>
   </w:num>
-  <w:num w:numId="25" w16cid:durableId="138571640">
+  <w:num w:numId="25" w16cid:durableId="491799174">
     <w:abstractNumId w:val="34"/>
   </w:num>
-  <w:num w:numId="26" w16cid:durableId="1235505573">
+  <w:num w:numId="26" w16cid:durableId="1314411177">
     <w:abstractNumId w:val="32"/>
   </w:num>
-  <w:num w:numId="27" w16cid:durableId="306908045">
+  <w:num w:numId="27" w16cid:durableId="1821076497">
     <w:abstractNumId w:val="18"/>
   </w:num>
-  <w:num w:numId="28" w16cid:durableId="1833568748">
+  <w:num w:numId="28" w16cid:durableId="961309032">
     <w:abstractNumId w:val="19"/>
   </w:num>
-  <w:num w:numId="29" w16cid:durableId="552541682">
+  <w:num w:numId="29" w16cid:durableId="819420485">
     <w:abstractNumId w:val="14"/>
   </w:num>
-  <w:num w:numId="30" w16cid:durableId="1947301003">
+  <w:num w:numId="30" w16cid:durableId="1445728730">
     <w:abstractNumId w:val="24"/>
   </w:num>
-  <w:num w:numId="31" w16cid:durableId="1139493047">
+  <w:num w:numId="31" w16cid:durableId="1404719189">
     <w:abstractNumId w:val="23"/>
   </w:num>
-  <w:num w:numId="32" w16cid:durableId="335231836">
+  <w:num w:numId="32" w16cid:durableId="720250732">
     <w:abstractNumId w:val="9"/>
   </w:num>
-  <w:num w:numId="33" w16cid:durableId="578949336">
+  <w:num w:numId="33" w16cid:durableId="1969779080">
     <w:abstractNumId w:val="29"/>
   </w:num>
-  <w:num w:numId="34" w16cid:durableId="1548058542">
+  <w:num w:numId="34" w16cid:durableId="1736663128">
     <w:abstractNumId w:val="25"/>
   </w:num>
-  <w:num w:numId="35" w16cid:durableId="1024553736">
+  <w:num w:numId="35" w16cid:durableId="602037476">
     <w:abstractNumId w:val="13"/>
   </w:num>
-  <w:num w:numId="36" w16cid:durableId="701174586">
+  <w:num w:numId="36" w16cid:durableId="1407536112">
     <w:abstractNumId w:val="0"/>
   </w:num>
-  <w:num w:numId="37" w16cid:durableId="345520979">
+  <w:num w:numId="37" w16cid:durableId="164246913">
     <w:abstractNumId w:val="3"/>
   </w:num>
-  <w:num w:numId="38" w16cid:durableId="208879226">
+  <w:num w:numId="38" w16cid:durableId="1435325795">
     <w:abstractNumId w:val="37"/>
   </w:num>
-  <w:num w:numId="39" w16cid:durableId="1587879164">
+  <w:num w:numId="39" w16cid:durableId="1705250886">
     <w:abstractNumId w:val="37"/>
   </w:num>
-  <w:num w:numId="40" w16cid:durableId="1907180280">
+  <w:num w:numId="40" w16cid:durableId="1250769114">
     <w:abstractNumId w:val="37"/>
   </w:num>
-  <w:num w:numId="41" w16cid:durableId="2114788993">
+  <w:num w:numId="41" w16cid:durableId="850948404">
     <w:abstractNumId w:val="37"/>
   </w:num>
-  <w:num w:numId="42" w16cid:durableId="1720124376">
+  <w:num w:numId="42" w16cid:durableId="837236205">
     <w:abstractNumId w:val="37"/>
   </w:num>
-  <w:num w:numId="43" w16cid:durableId="491872229">
+  <w:num w:numId="43" w16cid:durableId="829717513">
     <w:abstractNumId w:val="37"/>
   </w:num>
-  <w:num w:numId="44" w16cid:durableId="1052651359">
+  <w:num w:numId="44" w16cid:durableId="1478915331">
     <w:abstractNumId w:val="37"/>
   </w:num>
-  <w:num w:numId="45" w16cid:durableId="476192245">
+  <w:num w:numId="45" w16cid:durableId="1799646238">
     <w:abstractNumId w:val="37"/>
   </w:num>
-  <w:num w:numId="46" w16cid:durableId="2116055793">
+  <w:num w:numId="46" w16cid:durableId="343868829">
     <w:abstractNumId w:val="37"/>
   </w:num>
-  <w:num w:numId="47" w16cid:durableId="749928893">
+  <w:num w:numId="47" w16cid:durableId="1360083630">
     <w:abstractNumId w:val="37"/>
   </w:num>
-  <w:num w:numId="48" w16cid:durableId="356666430">
+  <w:num w:numId="48" w16cid:durableId="1106197926">
     <w:abstractNumId w:val="37"/>
   </w:num>
-  <w:num w:numId="49" w16cid:durableId="797652423">
+  <w:num w:numId="49" w16cid:durableId="374962345">
     <w:abstractNumId w:val="37"/>
   </w:num>
-  <w:num w:numId="50" w16cid:durableId="1963346141">
+  <w:num w:numId="50" w16cid:durableId="1571891234">
     <w:abstractNumId w:val="30"/>
   </w:num>
 </w:numbering>
 </file>
 
 <file path=word/styles.xml><?xml version="1.0" encoding="utf-8"?>
-<w:styles xmlns:mc="http://schemas.openxmlformats.org/markup-compatibility/2006" xmlns:r="http://schemas.openxmlformats.org/officeDocument/2006/relationships" xmlns:w="http://schemas.openxmlformats.org/wordprocessingml/2006/main" xmlns:w14="http://schemas.microsoft.com/office/word/2010/wordml" xmlns:w15="http://schemas.microsoft.com/office/word/2012/wordml" xmlns:w16cex="http://schemas.microsoft.com/office/word/2018/wordml/cex" xmlns:w16cid="http://schemas.microsoft.com/office/word/2016/wordml/cid" xmlns:w16="http://schemas.microsoft.com/office/word/2018/wordml" xmlns:w16sdtdh="http://schemas.microsoft.com/office/word/2020/wordml/sdtdatahash" xmlns:w16se="http://schemas.microsoft.com/office/word/2015/wordml/symex" mc:Ignorable="w14 w15 w16se w16cid w16 w16cex w16sdtdh">
+<w:styles xmlns:mc="http://schemas.openxmlformats.org/markup-compatibility/2006" xmlns:r="http://schemas.openxmlformats.org/officeDocument/2006/relationships" xmlns:w="http://schemas.openxmlformats.org/wordprocessingml/2006/main" xmlns:w14="http://schemas.microsoft.com/office/word/2010/wordml" xmlns:w15="http://schemas.microsoft.com/office/word/2012/wordml" xmlns:w16cex="http://schemas.microsoft.com/office/word/2018/wordml/cex" xmlns:w16cid="http://schemas.microsoft.com/office/word/2016/wordml/cid" xmlns:w16="http://schemas.microsoft.com/office/word/2018/wordml" xmlns:w16du="http://schemas.microsoft.com/office/word/2023/wordml/word16du" xmlns:w16sdtdh="http://schemas.microsoft.com/office/word/2020/wordml/sdtdatahash" xmlns:w16se="http://schemas.microsoft.com/office/word/2015/wordml/symex" mc:Ignorable="w14 w15 w16se w16cid w16 w16cex w16sdtdh w16du">
   <w:docDefaults>
     <w:rPrDefault>
       <w:rPr>
@@ -6002,7 +5844,7 @@
   <w:style w:type="paragraph" w:default="1" w:styleId="a">
     <w:name w:val="Normal"/>
     <w:qFormat/>
-    <w:rsid w:val="00BE5893"/>
+    <w:rsid w:val="00D65690"/>
     <w:pPr>
       <w:spacing w:after="0" w:line="240" w:lineRule="auto"/>
       <w:ind w:firstLine="567"/>
@@ -7208,7 +7050,7 @@
 </file>
 
 <file path=customXml/itemProps1.xml><?xml version="1.0" encoding="utf-8"?>
-<ds:datastoreItem xmlns:ds="http://schemas.openxmlformats.org/officeDocument/2006/customXml" ds:itemID="{666B5605-EA5C-40D8-B8F0-CE1A77D5E1F1}">
+<ds:datastoreItem xmlns:ds="http://schemas.openxmlformats.org/officeDocument/2006/customXml" ds:itemID="{8B63D3B7-CC92-474A-AC99-5C2952B5A7C9}">
   <ds:schemaRefs>
     <ds:schemaRef ds:uri="http://schemas.openxmlformats.org/officeDocument/2006/bibliography"/>
   </ds:schemaRefs>

--- a/src/main/resources/templates/bachelors/4th_course/piikn/Бакалавриат_Задание_на_ВКР_ПИиКН.docx
+++ b/src/main/resources/templates/bachelors/4th_course/piikn/Бакалавриат_Задание_на_ВКР_ПИиКН.docx
@@ -1,6 +1,6 @@
 
 <file path=word/document.xml><?xml version="1.0" encoding="utf-8"?>
-<w:document xmlns:wpc="http://schemas.microsoft.com/office/word/2010/wordprocessingCanvas" xmlns:cx="http://schemas.microsoft.com/office/drawing/2014/chartex" xmlns:cx1="http://schemas.microsoft.com/office/drawing/2015/9/8/chartex" xmlns:cx2="http://schemas.microsoft.com/office/drawing/2015/10/21/chartex" xmlns:cx3="http://schemas.microsoft.com/office/drawing/2016/5/9/chartex" xmlns:cx4="http://schemas.microsoft.com/office/drawing/2016/5/10/chartex" xmlns:cx5="http://schemas.microsoft.com/office/drawing/2016/5/11/chartex" xmlns:cx6="http://schemas.microsoft.com/office/drawing/2016/5/12/chartex" xmlns:cx7="http://schemas.microsoft.com/office/drawing/2016/5/13/chartex" xmlns:cx8="http://schemas.microsoft.com/office/drawing/2016/5/14/chartex" xmlns:mc="http://schemas.openxmlformats.org/markup-compatibility/2006" xmlns:aink="http://schemas.microsoft.com/office/drawing/2016/ink" xmlns:am3d="http://schemas.microsoft.com/office/drawing/2017/model3d" xmlns:o="urn:schemas-microsoft-com:office:office" xmlns:oel="http://schemas.microsoft.com/office/2019/extlst" xmlns:r="http://schemas.openxmlformats.org/officeDocument/2006/relationships" xmlns:m="http://schemas.openxmlformats.org/officeDocument/2006/math" xmlns:v="urn:schemas-microsoft-com:vml" xmlns:wp14="http://schemas.microsoft.com/office/word/2010/wordprocessingDrawing" xmlns:wp="http://schemas.openxmlformats.org/drawingml/2006/wordprocessingDrawing" xmlns:w10="urn:schemas-microsoft-com:office:word" xmlns:w="http://schemas.openxmlformats.org/wordprocessingml/2006/main" xmlns:w14="http://schemas.microsoft.com/office/word/2010/wordml" xmlns:w15="http://schemas.microsoft.com/office/word/2012/wordml" xmlns:w16cex="http://schemas.microsoft.com/office/word/2018/wordml/cex" xmlns:w16cid="http://schemas.microsoft.com/office/word/2016/wordml/cid" xmlns:w16="http://schemas.microsoft.com/office/word/2018/wordml" xmlns:w16du="http://schemas.microsoft.com/office/word/2023/wordml/word16du" xmlns:w16sdtdh="http://schemas.microsoft.com/office/word/2020/wordml/sdtdatahash" xmlns:w16se="http://schemas.microsoft.com/office/word/2015/wordml/symex" xmlns:wpg="http://schemas.microsoft.com/office/word/2010/wordprocessingGroup" xmlns:wpi="http://schemas.microsoft.com/office/word/2010/wordprocessingInk" xmlns:wne="http://schemas.microsoft.com/office/word/2006/wordml" xmlns:wps="http://schemas.microsoft.com/office/word/2010/wordprocessingShape" mc:Ignorable="w14 w15 w16se w16cid w16 w16cex w16sdtdh w16du wp14">
+<w:document xmlns:wpc="http://schemas.microsoft.com/office/word/2010/wordprocessingCanvas" xmlns:cx="http://schemas.microsoft.com/office/drawing/2014/chartex" xmlns:cx1="http://schemas.microsoft.com/office/drawing/2015/9/8/chartex" xmlns:cx2="http://schemas.microsoft.com/office/drawing/2015/10/21/chartex" xmlns:cx3="http://schemas.microsoft.com/office/drawing/2016/5/9/chartex" xmlns:cx4="http://schemas.microsoft.com/office/drawing/2016/5/10/chartex" xmlns:cx5="http://schemas.microsoft.com/office/drawing/2016/5/11/chartex" xmlns:cx6="http://schemas.microsoft.com/office/drawing/2016/5/12/chartex" xmlns:cx7="http://schemas.microsoft.com/office/drawing/2016/5/13/chartex" xmlns:cx8="http://schemas.microsoft.com/office/drawing/2016/5/14/chartex" xmlns:mc="http://schemas.openxmlformats.org/markup-compatibility/2006" xmlns:aink="http://schemas.microsoft.com/office/drawing/2016/ink" xmlns:am3d="http://schemas.microsoft.com/office/drawing/2017/model3d" xmlns:o="urn:schemas-microsoft-com:office:office" xmlns:oel="http://schemas.microsoft.com/office/2019/extlst" xmlns:r="http://schemas.openxmlformats.org/officeDocument/2006/relationships" xmlns:m="http://schemas.openxmlformats.org/officeDocument/2006/math" xmlns:v="urn:schemas-microsoft-com:vml" xmlns:wp14="http://schemas.microsoft.com/office/word/2010/wordprocessingDrawing" xmlns:wp="http://schemas.openxmlformats.org/drawingml/2006/wordprocessingDrawing" xmlns:w10="urn:schemas-microsoft-com:office:word" xmlns:w="http://schemas.openxmlformats.org/wordprocessingml/2006/main" xmlns:w14="http://schemas.microsoft.com/office/word/2010/wordml" xmlns:w15="http://schemas.microsoft.com/office/word/2012/wordml" xmlns:w16cex="http://schemas.microsoft.com/office/word/2018/wordml/cex" xmlns:w16cid="http://schemas.microsoft.com/office/word/2016/wordml/cid" xmlns:w16="http://schemas.microsoft.com/office/word/2018/wordml" xmlns:w16sdtdh="http://schemas.microsoft.com/office/word/2020/wordml/sdtdatahash" xmlns:w16se="http://schemas.microsoft.com/office/word/2015/wordml/symex" xmlns:wpg="http://schemas.microsoft.com/office/word/2010/wordprocessingGroup" xmlns:wpi="http://schemas.microsoft.com/office/word/2010/wordprocessingInk" xmlns:wne="http://schemas.microsoft.com/office/word/2006/wordml" xmlns:wps="http://schemas.microsoft.com/office/word/2010/wordprocessingShape" mc:Ignorable="w14 w15 w16se w16cid w16 w16cex w16sdtdh wp14">
   <w:body>
     <w:p>
       <w:pPr>
@@ -155,15 +155,7 @@
               <w:t>Зав. кафедрой</w:t>
             </w:r>
             <w:r>
-              <w:t xml:space="preserve"> </w:t>
-            </w:r>
-            <w:proofErr w:type="spellStart"/>
-            <w:r>
-              <w:t>Пальчунов</w:t>
-            </w:r>
-            <w:proofErr w:type="spellEnd"/>
-            <w:r>
-              <w:t xml:space="preserve"> Д.Е.</w:t>
+              <w:t xml:space="preserve"> Пальчунов Д.Е.</w:t>
             </w:r>
           </w:p>
           <w:p>
@@ -229,7 +221,6 @@
                 <w:bCs/>
               </w:rPr>
             </w:pPr>
-            <w:proofErr w:type="spellStart"/>
             <w:r>
               <w:rPr>
                 <w:bCs/>
@@ -266,7 +257,6 @@
               </w:rPr>
               <w:t>адания</w:t>
             </w:r>
-            <w:proofErr w:type="spellEnd"/>
           </w:p>
         </w:tc>
       </w:tr>
@@ -327,59 +317,32 @@
           </w:tcPr>
           <w:p>
             <w:r>
-              <w:t>Студент</w:t>
-            </w:r>
-            <w:r>
-              <w:rPr>
-                <w:i/>
-              </w:rPr>
-              <w:t>у(</w:t>
-            </w:r>
-            <w:proofErr w:type="spellStart"/>
-            <w:r>
-              <w:rPr>
-                <w:i/>
-              </w:rPr>
-              <w:t>ке</w:t>
-            </w:r>
-            <w:proofErr w:type="spellEnd"/>
-            <w:r>
-              <w:rPr>
-                <w:i/>
-              </w:rPr>
-              <w:t>)</w:t>
+              <w:t>формаСтудента</w:t>
+            </w:r>
+            <w:r>
+              <w:t>Дат</w:t>
             </w:r>
             <w:r>
               <w:t xml:space="preserve"> </w:t>
             </w:r>
-            <w:proofErr w:type="spellStart"/>
             <w:r>
               <w:rPr>
                 <w:bCs/>
               </w:rPr>
-              <w:t>имяСту</w:t>
-            </w:r>
-            <w:r>
-              <w:rPr>
-                <w:bCs/>
-              </w:rPr>
-              <w:t>дентаД</w:t>
-            </w:r>
-            <w:proofErr w:type="spellEnd"/>
+              <w:t>имяСтудентаД</w:t>
+            </w:r>
             <w:r>
               <w:t>, группы</w:t>
             </w:r>
             <w:r>
               <w:t xml:space="preserve"> </w:t>
             </w:r>
-            <w:proofErr w:type="spellStart"/>
             <w:r>
               <w:rPr>
                 <w:u w:val="single"/>
               </w:rPr>
               <w:t>группаСтудента</w:t>
             </w:r>
-            <w:proofErr w:type="spellEnd"/>
           </w:p>
         </w:tc>
       </w:tr>
@@ -421,14 +384,12 @@
             <w:r>
               <w:t xml:space="preserve"> «</w:t>
             </w:r>
-            <w:proofErr w:type="spellStart"/>
             <w:r>
               <w:rPr>
                 <w:u w:val="single"/>
               </w:rPr>
               <w:t>темаВКР</w:t>
             </w:r>
-            <w:proofErr w:type="spellEnd"/>
             <w:r>
               <w:t>»</w:t>
             </w:r>
@@ -495,7 +456,6 @@
             <w:r>
               <w:t xml:space="preserve">№ </w:t>
             </w:r>
-            <w:proofErr w:type="spellStart"/>
             <w:r>
               <w:t>п</w:t>
             </w:r>
@@ -514,7 +474,6 @@
             <w:r>
               <w:t>твержденииВКР</w:t>
             </w:r>
-            <w:proofErr w:type="spellEnd"/>
             <w:r>
               <w:t>.</w:t>
             </w:r>
@@ -638,11 +597,7 @@
           </w:p>
           <w:p>
             <w:r>
-              <w:t xml:space="preserve">____________________, </w:t>
-            </w:r>
-            <w:proofErr w:type="spellStart"/>
-            <w:r>
-              <w:t>ФиоК</w:t>
+              <w:t>____________________, ФиоК</w:t>
             </w:r>
             <w:r>
               <w:t>онсультант</w:t>
@@ -653,7 +608,6 @@
             <w:r>
               <w:t>ВКР</w:t>
             </w:r>
-            <w:proofErr w:type="spellEnd"/>
           </w:p>
           <w:p>
             <w:pPr>
@@ -727,45 +681,34 @@
             <w:pPr>
               <w:ind w:left="567" w:firstLine="0"/>
             </w:pPr>
-            <w:proofErr w:type="spellStart"/>
             <w:r>
               <w:t>УчСтепРукВКР</w:t>
             </w:r>
-            <w:proofErr w:type="spellEnd"/>
             <w:r>
               <w:t xml:space="preserve">, </w:t>
             </w:r>
-            <w:proofErr w:type="spellStart"/>
-            <w:r>
-              <w:t>УчЗванРукВКР</w:t>
-            </w:r>
-            <w:proofErr w:type="spellEnd"/>
-            <w:r>
-              <w:t>,</w:t>
+            <w:r>
+              <w:t>УчЗванРукВКР,</w:t>
             </w:r>
           </w:p>
           <w:p>
             <w:pPr>
               <w:ind w:left="567" w:firstLine="0"/>
             </w:pPr>
-            <w:proofErr w:type="spellStart"/>
             <w:r>
               <w:t>должностьРуководителяВКР</w:t>
             </w:r>
-            <w:proofErr w:type="spellEnd"/>
           </w:p>
           <w:p>
             <w:pPr>
               <w:ind w:left="567" w:firstLine="0"/>
             </w:pPr>
-            <w:proofErr w:type="spellStart"/>
             <w:r>
               <w:rPr>
                 <w:u w:val="single"/>
               </w:rPr>
               <w:t>имяРукВКРДляПодписи</w:t>
             </w:r>
-            <w:proofErr w:type="spellEnd"/>
             <w:r>
               <w:t xml:space="preserve"> /………...</w:t>
             </w:r>
@@ -789,14 +732,12 @@
             <w:pPr>
               <w:ind w:left="567" w:firstLine="0"/>
             </w:pPr>
-            <w:proofErr w:type="spellStart"/>
             <w:r>
               <w:rPr>
                 <w:bCs/>
               </w:rPr>
               <w:t>датаУтвержденияЗадания</w:t>
             </w:r>
-            <w:proofErr w:type="spellEnd"/>
           </w:p>
         </w:tc>
         <w:tc>
@@ -809,24 +750,14 @@
               <w:ind w:firstLine="0"/>
               <w:jc w:val="left"/>
             </w:pPr>
-            <w:proofErr w:type="spellStart"/>
             <w:r>
               <w:t>имяСтудентаДляПодписи</w:t>
             </w:r>
-            <w:proofErr w:type="spellEnd"/>
             <w:r>
               <w:t xml:space="preserve"> </w:t>
             </w:r>
             <w:r>
-              <w:t>/……</w:t>
-            </w:r>
-            <w:proofErr w:type="gramStart"/>
-            <w:r>
-              <w:t>…….</w:t>
-            </w:r>
-            <w:proofErr w:type="gramEnd"/>
-            <w:r>
-              <w:t>.</w:t>
+              <w:t>/…………..</w:t>
             </w:r>
           </w:p>
           <w:p>
@@ -858,14 +789,12 @@
               <w:ind w:firstLine="0"/>
               <w:jc w:val="left"/>
             </w:pPr>
-            <w:proofErr w:type="spellStart"/>
             <w:r>
               <w:rPr>
                 <w:bCs/>
               </w:rPr>
               <w:t>датаУтвержденияЗадания</w:t>
             </w:r>
-            <w:proofErr w:type="spellEnd"/>
           </w:p>
         </w:tc>
       </w:tr>
@@ -896,7 +825,7 @@
 </file>
 
 <file path=word/endnotes.xml><?xml version="1.0" encoding="utf-8"?>
-<w:endnotes xmlns:wpc="http://schemas.microsoft.com/office/word/2010/wordprocessingCanvas" xmlns:cx="http://schemas.microsoft.com/office/drawing/2014/chartex" xmlns:cx1="http://schemas.microsoft.com/office/drawing/2015/9/8/chartex" xmlns:cx2="http://schemas.microsoft.com/office/drawing/2015/10/21/chartex" xmlns:cx3="http://schemas.microsoft.com/office/drawing/2016/5/9/chartex" xmlns:cx4="http://schemas.microsoft.com/office/drawing/2016/5/10/chartex" xmlns:cx5="http://schemas.microsoft.com/office/drawing/2016/5/11/chartex" xmlns:cx6="http://schemas.microsoft.com/office/drawing/2016/5/12/chartex" xmlns:cx7="http://schemas.microsoft.com/office/drawing/2016/5/13/chartex" xmlns:cx8="http://schemas.microsoft.com/office/drawing/2016/5/14/chartex" xmlns:mc="http://schemas.openxmlformats.org/markup-compatibility/2006" xmlns:aink="http://schemas.microsoft.com/office/drawing/2016/ink" xmlns:am3d="http://schemas.microsoft.com/office/drawing/2017/model3d" xmlns:o="urn:schemas-microsoft-com:office:office" xmlns:oel="http://schemas.microsoft.com/office/2019/extlst" xmlns:r="http://schemas.openxmlformats.org/officeDocument/2006/relationships" xmlns:m="http://schemas.openxmlformats.org/officeDocument/2006/math" xmlns:v="urn:schemas-microsoft-com:vml" xmlns:wp14="http://schemas.microsoft.com/office/word/2010/wordprocessingDrawing" xmlns:wp="http://schemas.openxmlformats.org/drawingml/2006/wordprocessingDrawing" xmlns:w10="urn:schemas-microsoft-com:office:word" xmlns:w="http://schemas.openxmlformats.org/wordprocessingml/2006/main" xmlns:w14="http://schemas.microsoft.com/office/word/2010/wordml" xmlns:w15="http://schemas.microsoft.com/office/word/2012/wordml" xmlns:w16cex="http://schemas.microsoft.com/office/word/2018/wordml/cex" xmlns:w16cid="http://schemas.microsoft.com/office/word/2016/wordml/cid" xmlns:w16="http://schemas.microsoft.com/office/word/2018/wordml" xmlns:w16du="http://schemas.microsoft.com/office/word/2023/wordml/word16du" xmlns:w16sdtdh="http://schemas.microsoft.com/office/word/2020/wordml/sdtdatahash" xmlns:w16se="http://schemas.microsoft.com/office/word/2015/wordml/symex" xmlns:wpg="http://schemas.microsoft.com/office/word/2010/wordprocessingGroup" xmlns:wpi="http://schemas.microsoft.com/office/word/2010/wordprocessingInk" xmlns:wne="http://schemas.microsoft.com/office/word/2006/wordml" xmlns:wps="http://schemas.microsoft.com/office/word/2010/wordprocessingShape" mc:Ignorable="w14 w15 w16se w16cid w16 w16cex w16sdtdh w16du wp14">
+<w:endnotes xmlns:wpc="http://schemas.microsoft.com/office/word/2010/wordprocessingCanvas" xmlns:cx="http://schemas.microsoft.com/office/drawing/2014/chartex" xmlns:cx1="http://schemas.microsoft.com/office/drawing/2015/9/8/chartex" xmlns:cx2="http://schemas.microsoft.com/office/drawing/2015/10/21/chartex" xmlns:cx3="http://schemas.microsoft.com/office/drawing/2016/5/9/chartex" xmlns:cx4="http://schemas.microsoft.com/office/drawing/2016/5/10/chartex" xmlns:cx5="http://schemas.microsoft.com/office/drawing/2016/5/11/chartex" xmlns:cx6="http://schemas.microsoft.com/office/drawing/2016/5/12/chartex" xmlns:cx7="http://schemas.microsoft.com/office/drawing/2016/5/13/chartex" xmlns:cx8="http://schemas.microsoft.com/office/drawing/2016/5/14/chartex" xmlns:mc="http://schemas.openxmlformats.org/markup-compatibility/2006" xmlns:aink="http://schemas.microsoft.com/office/drawing/2016/ink" xmlns:am3d="http://schemas.microsoft.com/office/drawing/2017/model3d" xmlns:o="urn:schemas-microsoft-com:office:office" xmlns:oel="http://schemas.microsoft.com/office/2019/extlst" xmlns:r="http://schemas.openxmlformats.org/officeDocument/2006/relationships" xmlns:m="http://schemas.openxmlformats.org/officeDocument/2006/math" xmlns:v="urn:schemas-microsoft-com:vml" xmlns:wp14="http://schemas.microsoft.com/office/word/2010/wordprocessingDrawing" xmlns:wp="http://schemas.openxmlformats.org/drawingml/2006/wordprocessingDrawing" xmlns:w10="urn:schemas-microsoft-com:office:word" xmlns:w="http://schemas.openxmlformats.org/wordprocessingml/2006/main" xmlns:w14="http://schemas.microsoft.com/office/word/2010/wordml" xmlns:w15="http://schemas.microsoft.com/office/word/2012/wordml" xmlns:w16cex="http://schemas.microsoft.com/office/word/2018/wordml/cex" xmlns:w16cid="http://schemas.microsoft.com/office/word/2016/wordml/cid" xmlns:w16="http://schemas.microsoft.com/office/word/2018/wordml" xmlns:w16sdtdh="http://schemas.microsoft.com/office/word/2020/wordml/sdtdatahash" xmlns:w16se="http://schemas.microsoft.com/office/word/2015/wordml/symex" xmlns:wpg="http://schemas.microsoft.com/office/word/2010/wordprocessingGroup" xmlns:wpi="http://schemas.microsoft.com/office/word/2010/wordprocessingInk" xmlns:wne="http://schemas.microsoft.com/office/word/2006/wordml" xmlns:wps="http://schemas.microsoft.com/office/word/2010/wordprocessingShape" mc:Ignorable="w14 w15 w16se w16cid w16 w16cex w16sdtdh wp14">
   <w:endnote w:type="separator" w:id="-1">
     <w:p>
       <w:r>
@@ -915,7 +844,7 @@
 </file>
 
 <file path=word/footnotes.xml><?xml version="1.0" encoding="utf-8"?>
-<w:footnotes xmlns:wpc="http://schemas.microsoft.com/office/word/2010/wordprocessingCanvas" xmlns:cx="http://schemas.microsoft.com/office/drawing/2014/chartex" xmlns:cx1="http://schemas.microsoft.com/office/drawing/2015/9/8/chartex" xmlns:cx2="http://schemas.microsoft.com/office/drawing/2015/10/21/chartex" xmlns:cx3="http://schemas.microsoft.com/office/drawing/2016/5/9/chartex" xmlns:cx4="http://schemas.microsoft.com/office/drawing/2016/5/10/chartex" xmlns:cx5="http://schemas.microsoft.com/office/drawing/2016/5/11/chartex" xmlns:cx6="http://schemas.microsoft.com/office/drawing/2016/5/12/chartex" xmlns:cx7="http://schemas.microsoft.com/office/drawing/2016/5/13/chartex" xmlns:cx8="http://schemas.microsoft.com/office/drawing/2016/5/14/chartex" xmlns:mc="http://schemas.openxmlformats.org/markup-compatibility/2006" xmlns:aink="http://schemas.microsoft.com/office/drawing/2016/ink" xmlns:am3d="http://schemas.microsoft.com/office/drawing/2017/model3d" xmlns:o="urn:schemas-microsoft-com:office:office" xmlns:oel="http://schemas.microsoft.com/office/2019/extlst" xmlns:r="http://schemas.openxmlformats.org/officeDocument/2006/relationships" xmlns:m="http://schemas.openxmlformats.org/officeDocument/2006/math" xmlns:v="urn:schemas-microsoft-com:vml" xmlns:wp14="http://schemas.microsoft.com/office/word/2010/wordprocessingDrawing" xmlns:wp="http://schemas.openxmlformats.org/drawingml/2006/wordprocessingDrawing" xmlns:w10="urn:schemas-microsoft-com:office:word" xmlns:w="http://schemas.openxmlformats.org/wordprocessingml/2006/main" xmlns:w14="http://schemas.microsoft.com/office/word/2010/wordml" xmlns:w15="http://schemas.microsoft.com/office/word/2012/wordml" xmlns:w16cex="http://schemas.microsoft.com/office/word/2018/wordml/cex" xmlns:w16cid="http://schemas.microsoft.com/office/word/2016/wordml/cid" xmlns:w16="http://schemas.microsoft.com/office/word/2018/wordml" xmlns:w16du="http://schemas.microsoft.com/office/word/2023/wordml/word16du" xmlns:w16sdtdh="http://schemas.microsoft.com/office/word/2020/wordml/sdtdatahash" xmlns:w16se="http://schemas.microsoft.com/office/word/2015/wordml/symex" xmlns:wpg="http://schemas.microsoft.com/office/word/2010/wordprocessingGroup" xmlns:wpi="http://schemas.microsoft.com/office/word/2010/wordprocessingInk" xmlns:wne="http://schemas.microsoft.com/office/word/2006/wordml" xmlns:wps="http://schemas.microsoft.com/office/word/2010/wordprocessingShape" mc:Ignorable="w14 w15 w16se w16cid w16 w16cex w16sdtdh w16du wp14">
+<w:footnotes xmlns:wpc="http://schemas.microsoft.com/office/word/2010/wordprocessingCanvas" xmlns:cx="http://schemas.microsoft.com/office/drawing/2014/chartex" xmlns:cx1="http://schemas.microsoft.com/office/drawing/2015/9/8/chartex" xmlns:cx2="http://schemas.microsoft.com/office/drawing/2015/10/21/chartex" xmlns:cx3="http://schemas.microsoft.com/office/drawing/2016/5/9/chartex" xmlns:cx4="http://schemas.microsoft.com/office/drawing/2016/5/10/chartex" xmlns:cx5="http://schemas.microsoft.com/office/drawing/2016/5/11/chartex" xmlns:cx6="http://schemas.microsoft.com/office/drawing/2016/5/12/chartex" xmlns:cx7="http://schemas.microsoft.com/office/drawing/2016/5/13/chartex" xmlns:cx8="http://schemas.microsoft.com/office/drawing/2016/5/14/chartex" xmlns:mc="http://schemas.openxmlformats.org/markup-compatibility/2006" xmlns:aink="http://schemas.microsoft.com/office/drawing/2016/ink" xmlns:am3d="http://schemas.microsoft.com/office/drawing/2017/model3d" xmlns:o="urn:schemas-microsoft-com:office:office" xmlns:oel="http://schemas.microsoft.com/office/2019/extlst" xmlns:r="http://schemas.openxmlformats.org/officeDocument/2006/relationships" xmlns:m="http://schemas.openxmlformats.org/officeDocument/2006/math" xmlns:v="urn:schemas-microsoft-com:vml" xmlns:wp14="http://schemas.microsoft.com/office/word/2010/wordprocessingDrawing" xmlns:wp="http://schemas.openxmlformats.org/drawingml/2006/wordprocessingDrawing" xmlns:w10="urn:schemas-microsoft-com:office:word" xmlns:w="http://schemas.openxmlformats.org/wordprocessingml/2006/main" xmlns:w14="http://schemas.microsoft.com/office/word/2010/wordml" xmlns:w15="http://schemas.microsoft.com/office/word/2012/wordml" xmlns:w16cex="http://schemas.microsoft.com/office/word/2018/wordml/cex" xmlns:w16cid="http://schemas.microsoft.com/office/word/2016/wordml/cid" xmlns:w16="http://schemas.microsoft.com/office/word/2018/wordml" xmlns:w16sdtdh="http://schemas.microsoft.com/office/word/2020/wordml/sdtdatahash" xmlns:w16se="http://schemas.microsoft.com/office/word/2015/wordml/symex" xmlns:wpg="http://schemas.microsoft.com/office/word/2010/wordprocessingGroup" xmlns:wpi="http://schemas.microsoft.com/office/word/2010/wordprocessingInk" xmlns:wne="http://schemas.microsoft.com/office/word/2006/wordml" xmlns:wps="http://schemas.microsoft.com/office/word/2010/wordprocessingShape" mc:Ignorable="w14 w15 w16se w16cid w16 w16cex w16sdtdh wp14">
   <w:footnote w:type="separator" w:id="-1">
     <w:p>
       <w:r>
@@ -934,7 +863,7 @@
 </file>
 
 <file path=word/numbering.xml><?xml version="1.0" encoding="utf-8"?>
-<w:numbering xmlns:wpc="http://schemas.microsoft.com/office/word/2010/wordprocessingCanvas" xmlns:cx="http://schemas.microsoft.com/office/drawing/2014/chartex" xmlns:cx1="http://schemas.microsoft.com/office/drawing/2015/9/8/chartex" xmlns:cx2="http://schemas.microsoft.com/office/drawing/2015/10/21/chartex" xmlns:cx3="http://schemas.microsoft.com/office/drawing/2016/5/9/chartex" xmlns:cx4="http://schemas.microsoft.com/office/drawing/2016/5/10/chartex" xmlns:cx5="http://schemas.microsoft.com/office/drawing/2016/5/11/chartex" xmlns:cx6="http://schemas.microsoft.com/office/drawing/2016/5/12/chartex" xmlns:cx7="http://schemas.microsoft.com/office/drawing/2016/5/13/chartex" xmlns:cx8="http://schemas.microsoft.com/office/drawing/2016/5/14/chartex" xmlns:mc="http://schemas.openxmlformats.org/markup-compatibility/2006" xmlns:aink="http://schemas.microsoft.com/office/drawing/2016/ink" xmlns:am3d="http://schemas.microsoft.com/office/drawing/2017/model3d" xmlns:o="urn:schemas-microsoft-com:office:office" xmlns:oel="http://schemas.microsoft.com/office/2019/extlst" xmlns:r="http://schemas.openxmlformats.org/officeDocument/2006/relationships" xmlns:m="http://schemas.openxmlformats.org/officeDocument/2006/math" xmlns:v="urn:schemas-microsoft-com:vml" xmlns:wp14="http://schemas.microsoft.com/office/word/2010/wordprocessingDrawing" xmlns:wp="http://schemas.openxmlformats.org/drawingml/2006/wordprocessingDrawing" xmlns:w10="urn:schemas-microsoft-com:office:word" xmlns:w="http://schemas.openxmlformats.org/wordprocessingml/2006/main" xmlns:w14="http://schemas.microsoft.com/office/word/2010/wordml" xmlns:w15="http://schemas.microsoft.com/office/word/2012/wordml" xmlns:w16cex="http://schemas.microsoft.com/office/word/2018/wordml/cex" xmlns:w16cid="http://schemas.microsoft.com/office/word/2016/wordml/cid" xmlns:w16="http://schemas.microsoft.com/office/word/2018/wordml" xmlns:w16du="http://schemas.microsoft.com/office/word/2023/wordml/word16du" xmlns:w16sdtdh="http://schemas.microsoft.com/office/word/2020/wordml/sdtdatahash" xmlns:w16se="http://schemas.microsoft.com/office/word/2015/wordml/symex" xmlns:wpg="http://schemas.microsoft.com/office/word/2010/wordprocessingGroup" xmlns:wpi="http://schemas.microsoft.com/office/word/2010/wordprocessingInk" xmlns:wne="http://schemas.microsoft.com/office/word/2006/wordml" xmlns:wps="http://schemas.microsoft.com/office/word/2010/wordprocessingShape" mc:Ignorable="w14 w15 w16se w16cid w16 w16cex w16sdtdh w16du wp14">
+<w:numbering xmlns:wpc="http://schemas.microsoft.com/office/word/2010/wordprocessingCanvas" xmlns:cx="http://schemas.microsoft.com/office/drawing/2014/chartex" xmlns:cx1="http://schemas.microsoft.com/office/drawing/2015/9/8/chartex" xmlns:cx2="http://schemas.microsoft.com/office/drawing/2015/10/21/chartex" xmlns:cx3="http://schemas.microsoft.com/office/drawing/2016/5/9/chartex" xmlns:cx4="http://schemas.microsoft.com/office/drawing/2016/5/10/chartex" xmlns:cx5="http://schemas.microsoft.com/office/drawing/2016/5/11/chartex" xmlns:cx6="http://schemas.microsoft.com/office/drawing/2016/5/12/chartex" xmlns:cx7="http://schemas.microsoft.com/office/drawing/2016/5/13/chartex" xmlns:cx8="http://schemas.microsoft.com/office/drawing/2016/5/14/chartex" xmlns:mc="http://schemas.openxmlformats.org/markup-compatibility/2006" xmlns:aink="http://schemas.microsoft.com/office/drawing/2016/ink" xmlns:am3d="http://schemas.microsoft.com/office/drawing/2017/model3d" xmlns:o="urn:schemas-microsoft-com:office:office" xmlns:oel="http://schemas.microsoft.com/office/2019/extlst" xmlns:r="http://schemas.openxmlformats.org/officeDocument/2006/relationships" xmlns:m="http://schemas.openxmlformats.org/officeDocument/2006/math" xmlns:v="urn:schemas-microsoft-com:vml" xmlns:wp14="http://schemas.microsoft.com/office/word/2010/wordprocessingDrawing" xmlns:wp="http://schemas.openxmlformats.org/drawingml/2006/wordprocessingDrawing" xmlns:w10="urn:schemas-microsoft-com:office:word" xmlns:w="http://schemas.openxmlformats.org/wordprocessingml/2006/main" xmlns:w14="http://schemas.microsoft.com/office/word/2010/wordml" xmlns:w15="http://schemas.microsoft.com/office/word/2012/wordml" xmlns:w16cex="http://schemas.microsoft.com/office/word/2018/wordml/cex" xmlns:w16cid="http://schemas.microsoft.com/office/word/2016/wordml/cid" xmlns:w16="http://schemas.microsoft.com/office/word/2018/wordml" xmlns:w16sdtdh="http://schemas.microsoft.com/office/word/2020/wordml/sdtdatahash" xmlns:w16se="http://schemas.microsoft.com/office/word/2015/wordml/symex" xmlns:wpg="http://schemas.microsoft.com/office/word/2010/wordprocessingGroup" xmlns:wpi="http://schemas.microsoft.com/office/word/2010/wordprocessingInk" xmlns:wne="http://schemas.microsoft.com/office/word/2006/wordml" xmlns:wps="http://schemas.microsoft.com/office/word/2010/wordprocessingShape" mc:Ignorable="w14 w15 w16se w16cid w16 w16cex w16sdtdh wp14">
   <w:abstractNum w:abstractNumId="0" w15:restartNumberingAfterBreak="0">
     <w:nsid w:val="00000001"/>
     <w:multiLevelType w:val="multilevel"/>
@@ -5447,7 +5376,7 @@
 </file>
 
 <file path=word/styles.xml><?xml version="1.0" encoding="utf-8"?>
-<w:styles xmlns:mc="http://schemas.openxmlformats.org/markup-compatibility/2006" xmlns:r="http://schemas.openxmlformats.org/officeDocument/2006/relationships" xmlns:w="http://schemas.openxmlformats.org/wordprocessingml/2006/main" xmlns:w14="http://schemas.microsoft.com/office/word/2010/wordml" xmlns:w15="http://schemas.microsoft.com/office/word/2012/wordml" xmlns:w16cex="http://schemas.microsoft.com/office/word/2018/wordml/cex" xmlns:w16cid="http://schemas.microsoft.com/office/word/2016/wordml/cid" xmlns:w16="http://schemas.microsoft.com/office/word/2018/wordml" xmlns:w16du="http://schemas.microsoft.com/office/word/2023/wordml/word16du" xmlns:w16sdtdh="http://schemas.microsoft.com/office/word/2020/wordml/sdtdatahash" xmlns:w16se="http://schemas.microsoft.com/office/word/2015/wordml/symex" mc:Ignorable="w14 w15 w16se w16cid w16 w16cex w16sdtdh w16du">
+<w:styles xmlns:mc="http://schemas.openxmlformats.org/markup-compatibility/2006" xmlns:r="http://schemas.openxmlformats.org/officeDocument/2006/relationships" xmlns:w="http://schemas.openxmlformats.org/wordprocessingml/2006/main" xmlns:w14="http://schemas.microsoft.com/office/word/2010/wordml" xmlns:w15="http://schemas.microsoft.com/office/word/2012/wordml" xmlns:w16cex="http://schemas.microsoft.com/office/word/2018/wordml/cex" xmlns:w16cid="http://schemas.microsoft.com/office/word/2016/wordml/cid" xmlns:w16="http://schemas.microsoft.com/office/word/2018/wordml" xmlns:w16sdtdh="http://schemas.microsoft.com/office/word/2020/wordml/sdtdatahash" xmlns:w16se="http://schemas.microsoft.com/office/word/2015/wordml/symex" mc:Ignorable="w14 w15 w16se w16cid w16 w16cex w16sdtdh">
   <w:docDefaults>
     <w:rPrDefault>
       <w:rPr>

--- a/src/main/resources/templates/bachelors/4th_course/piikn/Бакалавриат_Задание_на_ВКР_ПИиКН.docx
+++ b/src/main/resources/templates/bachelors/4th_course/piikn/Бакалавриат_Задание_на_ВКР_ПИиКН.docx
@@ -317,10 +317,7 @@
           </w:tcPr>
           <w:p>
             <w:r>
-              <w:t>формаСтудента</w:t>
-            </w:r>
-            <w:r>
-              <w:t>Дат</w:t>
+              <w:t>формаСтудентаДат</w:t>
             </w:r>
             <w:r>
               <w:t xml:space="preserve"> </w:t>
